--- a/tests/corpus/word-rules/E-spacing-condensed.docx
+++ b/tests/corpus/word-rules/E-spacing-condensed.docx
@@ -7,7 +7,7 @@
         <w:ind w:right="6026"/>
       </w:pPr>
       <w:r>
-        <w:t xml:space="preserve">Case 01: condensed by 3 pt, a narrow paragraph that breaks at soft hyphens: </w:t>
+        <w:t xml:space="preserve">Case 01: condensed by 3 pt, a narrow paragraph of one long word with soft hyphens: </w:t>
       </w:r>
       <w:r>
         <w:rPr>
@@ -25,55 +25,121 @@
         <w:softHyphen/>
         <w:t xml:space="preserve">i</w:t>
         <w:softHyphen/>
-        <w:t xml:space="preserve">ly ex</w:t>
-        <w:softHyphen/>
-        <w:t xml:space="preserve">tra</w:t>
-        <w:softHyphen/>
-        <w:t xml:space="preserve">or</w:t>
-        <w:softHyphen/>
-        <w:t xml:space="preserve">di</w:t>
-        <w:softHyphen/>
-        <w:t xml:space="preserve">nar</w:t>
-        <w:softHyphen/>
-        <w:t xml:space="preserve">i</w:t>
-        <w:softHyphen/>
-        <w:t xml:space="preserve">ly ex</w:t>
-        <w:softHyphen/>
-        <w:t xml:space="preserve">tra</w:t>
-        <w:softHyphen/>
-        <w:t xml:space="preserve">or</w:t>
-        <w:softHyphen/>
-        <w:t xml:space="preserve">di</w:t>
-        <w:softHyphen/>
-        <w:t xml:space="preserve">nar</w:t>
-        <w:softHyphen/>
-        <w:t xml:space="preserve">i</w:t>
-        <w:softHyphen/>
-        <w:t xml:space="preserve">ly ex</w:t>
-        <w:softHyphen/>
-        <w:t xml:space="preserve">tra</w:t>
-        <w:softHyphen/>
-        <w:t xml:space="preserve">or</w:t>
-        <w:softHyphen/>
-        <w:t xml:space="preserve">di</w:t>
-        <w:softHyphen/>
-        <w:t xml:space="preserve">nar</w:t>
-        <w:softHyphen/>
-        <w:t xml:space="preserve">i</w:t>
-        <w:softHyphen/>
-        <w:t xml:space="preserve">ly ex</w:t>
-        <w:softHyphen/>
-        <w:t xml:space="preserve">tra</w:t>
-        <w:softHyphen/>
-        <w:t xml:space="preserve">or</w:t>
-        <w:softHyphen/>
-        <w:t xml:space="preserve">di</w:t>
-        <w:softHyphen/>
-        <w:t xml:space="preserve">nar</w:t>
-        <w:softHyphen/>
-        <w:t xml:space="preserve">i</w:t>
-        <w:softHyphen/>
-        <w:t xml:space="preserve">ly ex</w:t>
+        <w:t xml:space="preserve">ly</w:t>
+        <w:softHyphen/>
+        <w:t xml:space="preserve">ex</w:t>
+        <w:softHyphen/>
+        <w:t xml:space="preserve">tra</w:t>
+        <w:softHyphen/>
+        <w:t xml:space="preserve">or</w:t>
+        <w:softHyphen/>
+        <w:t xml:space="preserve">di</w:t>
+        <w:softHyphen/>
+        <w:t xml:space="preserve">nar</w:t>
+        <w:softHyphen/>
+        <w:t xml:space="preserve">i</w:t>
+        <w:softHyphen/>
+        <w:t xml:space="preserve">ly</w:t>
+        <w:softHyphen/>
+        <w:t xml:space="preserve">ex</w:t>
+        <w:softHyphen/>
+        <w:t xml:space="preserve">tra</w:t>
+        <w:softHyphen/>
+        <w:t xml:space="preserve">or</w:t>
+        <w:softHyphen/>
+        <w:t xml:space="preserve">di</w:t>
+        <w:softHyphen/>
+        <w:t xml:space="preserve">nar</w:t>
+        <w:softHyphen/>
+        <w:t xml:space="preserve">i</w:t>
+        <w:softHyphen/>
+        <w:t xml:space="preserve">ly</w:t>
+        <w:softHyphen/>
+        <w:t xml:space="preserve">ex</w:t>
+        <w:softHyphen/>
+        <w:t xml:space="preserve">tra</w:t>
+        <w:softHyphen/>
+        <w:t xml:space="preserve">or</w:t>
+        <w:softHyphen/>
+        <w:t xml:space="preserve">di</w:t>
+        <w:softHyphen/>
+        <w:t xml:space="preserve">nar</w:t>
+        <w:softHyphen/>
+        <w:t xml:space="preserve">i</w:t>
+        <w:softHyphen/>
+        <w:t xml:space="preserve">ly</w:t>
+        <w:softHyphen/>
+        <w:t xml:space="preserve">ex</w:t>
+        <w:softHyphen/>
+        <w:t xml:space="preserve">tra</w:t>
+        <w:softHyphen/>
+        <w:t xml:space="preserve">or</w:t>
+        <w:softHyphen/>
+        <w:t xml:space="preserve">di</w:t>
+        <w:softHyphen/>
+        <w:t xml:space="preserve">nar</w:t>
+        <w:softHyphen/>
+        <w:t xml:space="preserve">i</w:t>
+        <w:softHyphen/>
+        <w:t xml:space="preserve">ly</w:t>
+        <w:softHyphen/>
+        <w:t xml:space="preserve">ex</w:t>
+        <w:softHyphen/>
+        <w:t xml:space="preserve">tra</w:t>
+        <w:softHyphen/>
+        <w:t xml:space="preserve">or</w:t>
+        <w:softHyphen/>
+        <w:t xml:space="preserve">di</w:t>
+        <w:softHyphen/>
+        <w:t xml:space="preserve">nar</w:t>
+        <w:softHyphen/>
+        <w:t xml:space="preserve">i</w:t>
+        <w:softHyphen/>
+        <w:t xml:space="preserve">ly</w:t>
+        <w:softHyphen/>
+        <w:t xml:space="preserve">ex</w:t>
+        <w:softHyphen/>
+        <w:t xml:space="preserve">tra</w:t>
+        <w:softHyphen/>
+        <w:t xml:space="preserve">or</w:t>
+        <w:softHyphen/>
+        <w:t xml:space="preserve">di</w:t>
+        <w:softHyphen/>
+        <w:t xml:space="preserve">nar</w:t>
+        <w:softHyphen/>
+        <w:t xml:space="preserve">i</w:t>
+        <w:softHyphen/>
+        <w:t xml:space="preserve">ly</w:t>
+        <w:softHyphen/>
+        <w:t xml:space="preserve">ex</w:t>
+        <w:softHyphen/>
+        <w:t xml:space="preserve">tra</w:t>
+        <w:softHyphen/>
+        <w:t xml:space="preserve">or</w:t>
+        <w:softHyphen/>
+        <w:t xml:space="preserve">di</w:t>
+        <w:softHyphen/>
+        <w:t xml:space="preserve">nar</w:t>
+        <w:softHyphen/>
+        <w:t xml:space="preserve">i</w:t>
+        <w:softHyphen/>
+        <w:t xml:space="preserve">ly</w:t>
+        <w:softHyphen/>
+        <w:t xml:space="preserve">ex</w:t>
+        <w:softHyphen/>
+        <w:t xml:space="preserve">tra</w:t>
+        <w:softHyphen/>
+        <w:t xml:space="preserve">or</w:t>
+        <w:softHyphen/>
+        <w:t xml:space="preserve">di</w:t>
+        <w:softHyphen/>
+        <w:t xml:space="preserve">nar</w:t>
+        <w:softHyphen/>
+        <w:t xml:space="preserve">i</w:t>
+        <w:softHyphen/>
+        <w:t xml:space="preserve">ly</w:t>
+        <w:softHyphen/>
+        <w:t xml:space="preserve">ex</w:t>
         <w:softHyphen/>
         <w:t xml:space="preserve">tra</w:t>
         <w:softHyphen/>
@@ -145,73 +211,141 @@
         <w:ind w:right="6026"/>
       </w:pPr>
       <w:r>
-        <w:t xml:space="preserve">Case 06: condensed by 6 pt, a narrow paragraph that breaks at soft hyphens: </w:t>
+        <w:t xml:space="preserve">Case 06: condensed by 6 pt, 24 pt text, a narrow paragraph of one long word with soft hyphens: </w:t>
       </w:r>
       <w:r>
         <w:rPr>
           <w:spacing w:val="-120"/>
-        </w:rPr>
-        <w:t xml:space="preserve">ex</w:t>
-        <w:softHyphen/>
-        <w:t xml:space="preserve">tra</w:t>
-        <w:softHyphen/>
-        <w:t xml:space="preserve">or</w:t>
-        <w:softHyphen/>
-        <w:t xml:space="preserve">di</w:t>
-        <w:softHyphen/>
-        <w:t xml:space="preserve">nar</w:t>
-        <w:softHyphen/>
-        <w:t xml:space="preserve">i</w:t>
-        <w:softHyphen/>
-        <w:t xml:space="preserve">ly ex</w:t>
-        <w:softHyphen/>
-        <w:t xml:space="preserve">tra</w:t>
-        <w:softHyphen/>
-        <w:t xml:space="preserve">or</w:t>
-        <w:softHyphen/>
-        <w:t xml:space="preserve">di</w:t>
-        <w:softHyphen/>
-        <w:t xml:space="preserve">nar</w:t>
-        <w:softHyphen/>
-        <w:t xml:space="preserve">i</w:t>
-        <w:softHyphen/>
-        <w:t xml:space="preserve">ly ex</w:t>
-        <w:softHyphen/>
-        <w:t xml:space="preserve">tra</w:t>
-        <w:softHyphen/>
-        <w:t xml:space="preserve">or</w:t>
-        <w:softHyphen/>
-        <w:t xml:space="preserve">di</w:t>
-        <w:softHyphen/>
-        <w:t xml:space="preserve">nar</w:t>
-        <w:softHyphen/>
-        <w:t xml:space="preserve">i</w:t>
-        <w:softHyphen/>
-        <w:t xml:space="preserve">ly ex</w:t>
-        <w:softHyphen/>
-        <w:t xml:space="preserve">tra</w:t>
-        <w:softHyphen/>
-        <w:t xml:space="preserve">or</w:t>
-        <w:softHyphen/>
-        <w:t xml:space="preserve">di</w:t>
-        <w:softHyphen/>
-        <w:t xml:space="preserve">nar</w:t>
-        <w:softHyphen/>
-        <w:t xml:space="preserve">i</w:t>
-        <w:softHyphen/>
-        <w:t xml:space="preserve">ly ex</w:t>
-        <w:softHyphen/>
-        <w:t xml:space="preserve">tra</w:t>
-        <w:softHyphen/>
-        <w:t xml:space="preserve">or</w:t>
-        <w:softHyphen/>
-        <w:t xml:space="preserve">di</w:t>
-        <w:softHyphen/>
-        <w:t xml:space="preserve">nar</w:t>
-        <w:softHyphen/>
-        <w:t xml:space="preserve">i</w:t>
-        <w:softHyphen/>
-        <w:t xml:space="preserve">ly ex</w:t>
+          <w:sz w:val="48"/>
+          <w:szCs w:val="48"/>
+        </w:rPr>
+        <w:t xml:space="preserve">ex</w:t>
+        <w:softHyphen/>
+        <w:t xml:space="preserve">tra</w:t>
+        <w:softHyphen/>
+        <w:t xml:space="preserve">or</w:t>
+        <w:softHyphen/>
+        <w:t xml:space="preserve">di</w:t>
+        <w:softHyphen/>
+        <w:t xml:space="preserve">nar</w:t>
+        <w:softHyphen/>
+        <w:t xml:space="preserve">i</w:t>
+        <w:softHyphen/>
+        <w:t xml:space="preserve">ly</w:t>
+        <w:softHyphen/>
+        <w:t xml:space="preserve">ex</w:t>
+        <w:softHyphen/>
+        <w:t xml:space="preserve">tra</w:t>
+        <w:softHyphen/>
+        <w:t xml:space="preserve">or</w:t>
+        <w:softHyphen/>
+        <w:t xml:space="preserve">di</w:t>
+        <w:softHyphen/>
+        <w:t xml:space="preserve">nar</w:t>
+        <w:softHyphen/>
+        <w:t xml:space="preserve">i</w:t>
+        <w:softHyphen/>
+        <w:t xml:space="preserve">ly</w:t>
+        <w:softHyphen/>
+        <w:t xml:space="preserve">ex</w:t>
+        <w:softHyphen/>
+        <w:t xml:space="preserve">tra</w:t>
+        <w:softHyphen/>
+        <w:t xml:space="preserve">or</w:t>
+        <w:softHyphen/>
+        <w:t xml:space="preserve">di</w:t>
+        <w:softHyphen/>
+        <w:t xml:space="preserve">nar</w:t>
+        <w:softHyphen/>
+        <w:t xml:space="preserve">i</w:t>
+        <w:softHyphen/>
+        <w:t xml:space="preserve">ly</w:t>
+        <w:softHyphen/>
+        <w:t xml:space="preserve">ex</w:t>
+        <w:softHyphen/>
+        <w:t xml:space="preserve">tra</w:t>
+        <w:softHyphen/>
+        <w:t xml:space="preserve">or</w:t>
+        <w:softHyphen/>
+        <w:t xml:space="preserve">di</w:t>
+        <w:softHyphen/>
+        <w:t xml:space="preserve">nar</w:t>
+        <w:softHyphen/>
+        <w:t xml:space="preserve">i</w:t>
+        <w:softHyphen/>
+        <w:t xml:space="preserve">ly</w:t>
+        <w:softHyphen/>
+        <w:t xml:space="preserve">ex</w:t>
+        <w:softHyphen/>
+        <w:t xml:space="preserve">tra</w:t>
+        <w:softHyphen/>
+        <w:t xml:space="preserve">or</w:t>
+        <w:softHyphen/>
+        <w:t xml:space="preserve">di</w:t>
+        <w:softHyphen/>
+        <w:t xml:space="preserve">nar</w:t>
+        <w:softHyphen/>
+        <w:t xml:space="preserve">i</w:t>
+        <w:softHyphen/>
+        <w:t xml:space="preserve">ly</w:t>
+        <w:softHyphen/>
+        <w:t xml:space="preserve">ex</w:t>
+        <w:softHyphen/>
+        <w:t xml:space="preserve">tra</w:t>
+        <w:softHyphen/>
+        <w:t xml:space="preserve">or</w:t>
+        <w:softHyphen/>
+        <w:t xml:space="preserve">di</w:t>
+        <w:softHyphen/>
+        <w:t xml:space="preserve">nar</w:t>
+        <w:softHyphen/>
+        <w:t xml:space="preserve">i</w:t>
+        <w:softHyphen/>
+        <w:t xml:space="preserve">ly</w:t>
+        <w:softHyphen/>
+        <w:t xml:space="preserve">ex</w:t>
+        <w:softHyphen/>
+        <w:t xml:space="preserve">tra</w:t>
+        <w:softHyphen/>
+        <w:t xml:space="preserve">or</w:t>
+        <w:softHyphen/>
+        <w:t xml:space="preserve">di</w:t>
+        <w:softHyphen/>
+        <w:t xml:space="preserve">nar</w:t>
+        <w:softHyphen/>
+        <w:t xml:space="preserve">i</w:t>
+        <w:softHyphen/>
+        <w:t xml:space="preserve">ly</w:t>
+        <w:softHyphen/>
+        <w:t xml:space="preserve">ex</w:t>
+        <w:softHyphen/>
+        <w:t xml:space="preserve">tra</w:t>
+        <w:softHyphen/>
+        <w:t xml:space="preserve">or</w:t>
+        <w:softHyphen/>
+        <w:t xml:space="preserve">di</w:t>
+        <w:softHyphen/>
+        <w:t xml:space="preserve">nar</w:t>
+        <w:softHyphen/>
+        <w:t xml:space="preserve">i</w:t>
+        <w:softHyphen/>
+        <w:t xml:space="preserve">ly</w:t>
+        <w:softHyphen/>
+        <w:t xml:space="preserve">ex</w:t>
+        <w:softHyphen/>
+        <w:t xml:space="preserve">tra</w:t>
+        <w:softHyphen/>
+        <w:t xml:space="preserve">or</w:t>
+        <w:softHyphen/>
+        <w:t xml:space="preserve">di</w:t>
+        <w:softHyphen/>
+        <w:t xml:space="preserve">nar</w:t>
+        <w:softHyphen/>
+        <w:t xml:space="preserve">i</w:t>
+        <w:softHyphen/>
+        <w:t xml:space="preserve">ly</w:t>
+        <w:softHyphen/>
+        <w:t xml:space="preserve">ex</w:t>
         <w:softHyphen/>
         <w:t xml:space="preserve">tra</w:t>
         <w:softHyphen/>
